--- a/smlouva2_anon.docx
+++ b/smlouva2_anon.docx
@@ -432,7 +432,7 @@
                 <w:color w:val="000000"/>
                 <w:sz w:val="22"/>
               </w:rPr>
-              <w:t xml:space="preserve">[[ADDRESS_2]] </w:t>
+              <w:t xml:space="preserve">[[ADDRESS_1]] </w:t>
             </w:r>
           </w:p>
         </w:tc>
@@ -467,7 +467,7 @@
                 <w:color w:val="000000"/>
                 <w:sz w:val="22"/>
               </w:rPr>
-              <w:t xml:space="preserve">[[ADDRESS_3]] </w:t>
+              <w:t xml:space="preserve">[[ADDRESS_2]] </w:t>
             </w:r>
           </w:p>
         </w:tc>
@@ -941,23 +941,12 @@
           <w:sz w:val="22"/>
         </w:rPr>
         <w:t xml:space="preserve">2 Předmět nájmu </w:t>
+      </w:r>
+      <w:r>
         <w:br/>
+      </w:r>
+      <w:r>
         <w:tab/>
-        <w:t xml:space="preserve">1.Pronajímatel přenechává Nájemci do užívání bytovou jednotku č. 12 o celkové výměře </w:t>
-        <w:tab/>
-        <w:tab/>
-        <w:t xml:space="preserve">63 m² nacházející se v 2. [[ADDRESS_1]]“). </w:t>
-      </w:r>
-      <w:r/>
-      <w:r/>
-      <w:r>
-        <w:rPr>
-          <w:rFonts w:ascii="Aptos" w:hAnsi="Aptos" w:eastAsia="Aptos"/>
-          <w:b w:val="0"/>
-          <w:i w:val="0"/>
-          <w:color w:val="000000"/>
-          <w:sz w:val="22"/>
-        </w:rPr>
       </w:r>
       <w:r>
         <w:rPr>
@@ -967,17 +956,7 @@
           <w:color w:val="000000"/>
           <w:sz w:val="22"/>
         </w:rPr>
-      </w:r>
-      <w:r/>
-      <w:r/>
-      <w:r>
-        <w:rPr>
-          <w:rFonts w:ascii="Aptos" w:hAnsi="Aptos" w:eastAsia="Aptos"/>
-          <w:b/>
-          <w:i w:val="0"/>
-          <w:color w:val="000000"/>
-          <w:sz w:val="22"/>
-        </w:rPr>
+        <w:t>1.</w:t>
       </w:r>
       <w:r>
         <w:rPr>
@@ -987,6 +966,13 @@
           <w:color w:val="000000"/>
           <w:sz w:val="22"/>
         </w:rPr>
+        <w:t xml:space="preserve">Pronajímatel přenechává Nájemci do užívání bytovou jednotku č. 12 o celkové výměře </w:t>
+      </w:r>
+      <w:r>
+        <w:tab/>
+      </w:r>
+      <w:r>
+        <w:tab/>
       </w:r>
       <w:r>
         <w:rPr>
@@ -996,6 +982,7 @@
           <w:color w:val="000000"/>
           <w:sz w:val="22"/>
         </w:rPr>
+        <w:t>63 m²</w:t>
       </w:r>
       <w:r>
         <w:rPr>
@@ -1005,17 +992,7 @@
           <w:color w:val="000000"/>
           <w:sz w:val="22"/>
         </w:rPr>
-      </w:r>
-      <w:r/>
-      <w:r/>
-      <w:r>
-        <w:rPr>
-          <w:rFonts w:ascii="Aptos" w:hAnsi="Aptos" w:eastAsia="Aptos"/>
-          <w:b w:val="0"/>
-          <w:i w:val="0"/>
-          <w:color w:val="000000"/>
-          <w:sz w:val="22"/>
-        </w:rPr>
+        <w:t xml:space="preserve"> nacházející se v 2. NP domu na adrese </w:t>
       </w:r>
       <w:r>
         <w:rPr>
@@ -1025,6 +1002,7 @@
           <w:color w:val="000000"/>
           <w:sz w:val="22"/>
         </w:rPr>
+        <w:t>U Stadionu 25, 779 00 Olomouc</w:t>
       </w:r>
       <w:r>
         <w:rPr>
@@ -1034,6 +1012,43 @@
           <w:color w:val="000000"/>
           <w:sz w:val="22"/>
         </w:rPr>
+        <w:t xml:space="preserve"> (dále jen </w:t>
+      </w:r>
+      <w:r>
+        <w:tab/>
+      </w:r>
+      <w:r>
+        <w:tab/>
+      </w:r>
+      <w:r>
+        <w:rPr>
+          <w:rFonts w:ascii="Aptos" w:hAnsi="Aptos" w:eastAsia="Aptos"/>
+          <w:b w:val="0"/>
+          <w:i w:val="0"/>
+          <w:color w:val="000000"/>
+          <w:sz w:val="22"/>
+        </w:rPr>
+        <w:t>„</w:t>
+      </w:r>
+      <w:r>
+        <w:rPr>
+          <w:rFonts w:ascii="Aptos" w:hAnsi="Aptos" w:eastAsia="Aptos"/>
+          <w:b/>
+          <w:i w:val="0"/>
+          <w:color w:val="000000"/>
+          <w:sz w:val="22"/>
+        </w:rPr>
+        <w:t>Byt</w:t>
+      </w:r>
+      <w:r>
+        <w:rPr>
+          <w:rFonts w:ascii="Aptos" w:hAnsi="Aptos" w:eastAsia="Aptos"/>
+          <w:b w:val="0"/>
+          <w:i w:val="0"/>
+          <w:color w:val="000000"/>
+          <w:sz w:val="22"/>
+        </w:rPr>
+        <w:t xml:space="preserve">“). </w:t>
       </w:r>
     </w:p>
     <w:p>

--- a/smlouva2_anon.docx
+++ b/smlouva2_anon.docx
@@ -432,7 +432,7 @@
                 <w:color w:val="000000"/>
                 <w:sz w:val="22"/>
               </w:rPr>
-              <w:t xml:space="preserve">[[ADDRESS_1]] </w:t>
+              <w:t xml:space="preserve">Čechova 14, 750 02 Přerov </w:t>
             </w:r>
           </w:p>
         </w:tc>
@@ -467,7 +467,7 @@
                 <w:color w:val="000000"/>
                 <w:sz w:val="22"/>
               </w:rPr>
-              <w:t xml:space="preserve">[[ADDRESS_2]] </w:t>
+              <w:t xml:space="preserve">Kapucínská 8, 602 00 Brno </w:t>
             </w:r>
           </w:p>
         </w:tc>
@@ -1147,10 +1147,7 @@
           <w:color w:val="000000"/>
           <w:sz w:val="22"/>
         </w:rPr>
-        <w:t xml:space="preserve">3 Doba nájmu </w:t>
-        <w:br/>
-        <w:tab/>
-        <w:t xml:space="preserve">1.Nájem se sjednává na dobu určitou od [[DATE_1]] do [[DATE_2]]. </w:t>
+        <w:t xml:space="preserve">3 Doba nájmu 1.Nájem se sjednává na dobu určitou od [[DATE_1]] do [[DATE_2]]. </w:t>
       </w:r>
       <w:r/>
       <w:r/>
@@ -1537,15 +1534,7 @@
           <w:color w:val="000000"/>
           <w:sz w:val="22"/>
         </w:rPr>
-        <w:t xml:space="preserve">Červen 2025 </w:t>
-        <w:tab/>
-        <w:t xml:space="preserve">[[DATE_3]] </w:t>
-        <w:tab/>
-        <w:t xml:space="preserve">14 500 </w:t>
-        <w:tab/>
-        <w:t xml:space="preserve">3 200 </w:t>
-        <w:tab/>
-        <w:t xml:space="preserve">17 700 </w:t>
+        <w:t xml:space="preserve">Červen 2025 [[DATE_3]] 14 500 3 200 17 700 </w:t>
       </w:r>
       <w:r/>
       <w:r>
@@ -1610,13 +1599,7 @@
           <w:color w:val="000000"/>
           <w:sz w:val="22"/>
         </w:rPr>
-        <w:t xml:space="preserve">Červenec 2025 [[DATE_4]] </w:t>
-        <w:tab/>
-        <w:t xml:space="preserve">14 500 </w:t>
-        <w:tab/>
-        <w:t xml:space="preserve">3 200 </w:t>
-        <w:tab/>
-        <w:t xml:space="preserve">17 700 </w:t>
+        <w:t xml:space="preserve">Červenec 2025 [[DATE_4]] 14 500 3 200 17 700 </w:t>
       </w:r>
       <w:r/>
       <w:r>
@@ -1750,15 +1733,7 @@
           <w:color w:val="000000"/>
           <w:sz w:val="22"/>
         </w:rPr>
-        <w:t xml:space="preserve">Květen 2026 </w:t>
-        <w:tab/>
-        <w:t xml:space="preserve">[[DATE_5]] </w:t>
-        <w:tab/>
-        <w:t xml:space="preserve">14 500 </w:t>
-        <w:tab/>
-        <w:t xml:space="preserve">3 200 </w:t>
-        <w:tab/>
-        <w:t xml:space="preserve">17 700 </w:t>
+        <w:t xml:space="preserve">Květen 2026 [[DATE_5]] 14 500 3 200 17 700 </w:t>
       </w:r>
       <w:r/>
       <w:r>
@@ -2229,9 +2204,7 @@
           <w:color w:val="000000"/>
           <w:sz w:val="22"/>
         </w:rPr>
-        <w:t xml:space="preserve">Položka </w:t>
-        <w:tab/>
-        <w:t xml:space="preserve">Stav k [[DATE_1]] </w:t>
+        <w:t xml:space="preserve">Položka Stav k [[DATE_1]] </w:t>
       </w:r>
       <w:r/>
       <w:r>
@@ -2375,9 +2348,7 @@
           <w:color w:val="000000"/>
           <w:sz w:val="22"/>
         </w:rPr>
-        <w:t xml:space="preserve">Položka </w:t>
-        <w:tab/>
-        <w:t xml:space="preserve">Stav k [[DATE_1]] </w:t>
+        <w:t xml:space="preserve">Položka Stav k [[DATE_1]] </w:t>
       </w:r>
       <w:r/>
       <w:r>
@@ -2466,11 +2437,9 @@
           <w:color w:val="000000"/>
           <w:sz w:val="22"/>
         </w:rPr>
-        <w:t xml:space="preserve">Č. Popis </w:t>
+        <w:t xml:space="preserve">Č. Popis Počet ks [[PERSON_1]] </w:t>
       </w:r>
-      <w:r>
-        <w:tab/>
-      </w:r>
+      <w:r/>
       <w:r>
         <w:rPr>
           <w:rFonts w:ascii="Aptos" w:hAnsi="Aptos" w:eastAsia="Aptos"/>
@@ -2479,7 +2448,6 @@
           <w:color w:val="000000"/>
           <w:sz w:val="22"/>
         </w:rPr>
-        <w:t xml:space="preserve">Počet ks Stav </w:t>
       </w:r>
     </w:p>
     <w:p>
@@ -2865,7 +2833,7 @@
           <w:color w:val="000000"/>
           <w:sz w:val="22"/>
         </w:rPr>
-        <w:t>1.</w:t>
+        <w:t xml:space="preserve">1.Předat Byt ve [[PERSON_1]] způsobilém k řádnému užívání. </w:t>
       </w:r>
       <w:r>
         <w:rPr>
@@ -2875,7 +2843,6 @@
           <w:color w:val="000000"/>
           <w:sz w:val="22"/>
         </w:rPr>
-        <w:t xml:space="preserve">Předat Byt ve stavu způsobilém k řádnému užívání. </w:t>
       </w:r>
     </w:p>
     <w:p>
@@ -3369,7 +3336,7 @@
           <w:color w:val="000000"/>
           <w:sz w:val="22"/>
         </w:rPr>
-        <w:t>1.</w:t>
+        <w:t xml:space="preserve">1.Drobné opravy (do 1 000 Kč za jednu [[PERSON_1]]) hradí Nájemce. </w:t>
       </w:r>
       <w:r>
         <w:rPr>
@@ -3379,7 +3346,6 @@
           <w:color w:val="000000"/>
           <w:sz w:val="22"/>
         </w:rPr>
-        <w:t>Drobné opravy</w:t>
       </w:r>
       <w:r>
         <w:rPr>
@@ -3389,7 +3355,6 @@
           <w:color w:val="000000"/>
           <w:sz w:val="22"/>
         </w:rPr>
-        <w:t xml:space="preserve"> (do 1 000 Kč za jednu položku) hradí Nájemce. </w:t>
       </w:r>
     </w:p>
     <w:p>
@@ -4380,7 +4345,7 @@
           <w:color w:val="000000"/>
           <w:sz w:val="22"/>
         </w:rPr>
-        <w:t>4.</w:t>
+        <w:t xml:space="preserve">4.Převzetí Bytu po ukončení nájmu bude stvrzeno Předávacím protokolem s aktuálními [[PERSON_1]] měřidel a inventáře. </w:t>
       </w:r>
       <w:r>
         <w:rPr>
@@ -4390,7 +4355,6 @@
           <w:color w:val="000000"/>
           <w:sz w:val="22"/>
         </w:rPr>
-        <w:t xml:space="preserve">Převzetí Bytu po ukončení nájmu bude stvrzeno </w:t>
       </w:r>
       <w:r>
         <w:rPr>
@@ -4400,7 +4364,6 @@
           <w:color w:val="000000"/>
           <w:sz w:val="22"/>
         </w:rPr>
-        <w:t>Předávacím protokolem</w:t>
       </w:r>
       <w:r>
         <w:rPr>
@@ -4410,11 +4373,8 @@
           <w:color w:val="000000"/>
           <w:sz w:val="22"/>
         </w:rPr>
-        <w:t xml:space="preserve"> s aktuálními </w:t>
       </w:r>
-      <w:r>
-        <w:tab/>
-      </w:r>
+      <w:r/>
       <w:r>
         <w:rPr>
           <w:rFonts w:ascii="Aptos" w:hAnsi="Aptos" w:eastAsia="Aptos"/>
@@ -4423,7 +4383,6 @@
           <w:color w:val="000000"/>
           <w:sz w:val="22"/>
         </w:rPr>
-        <w:t xml:space="preserve">stavy měřidel a inventáře. </w:t>
       </w:r>
     </w:p>
     <w:p>
@@ -5066,7 +5025,7 @@
                 <w:color w:val="000000"/>
                 <w:sz w:val="22"/>
               </w:rPr>
-              <w:t xml:space="preserve">Č. Popis položky </w:t>
+              <w:t xml:space="preserve">Č. Popis [[PERSON_1]] </w:t>
             </w:r>
           </w:p>
         </w:tc>
@@ -5196,7 +5155,7 @@
                 <w:color w:val="000000"/>
                 <w:sz w:val="22"/>
               </w:rPr>
-              <w:t xml:space="preserve">Stav </w:t>
+              <w:t xml:space="preserve">[[PERSON_1]] </w:t>
             </w:r>
           </w:p>
         </w:tc>
@@ -7015,7 +6974,7 @@
           <w:color w:val="000000"/>
           <w:sz w:val="22"/>
         </w:rPr>
-        <w:t xml:space="preserve">(Inventární list pokračuje na další straně; všechny položky byly převzaty bez vad, není-li uvedeno </w:t>
+        <w:t>(Inventární list pokračuje na další straně; všechny [[PERSON_1]] byly převzaty bez vad, není-li uvedeno jinak.)</w:t>
       </w:r>
       <w:r>
         <w:rPr>
@@ -7025,7 +6984,6 @@
           <w:color w:val="000000"/>
           <w:sz w:val="22"/>
         </w:rPr>
-        <w:t>jinak.)</w:t>
       </w:r>
     </w:p>
     <w:p>

--- a/smlouva2_anon.docx
+++ b/smlouva2_anon.docx
@@ -237,7 +237,7 @@
                 <w:color w:val="000000"/>
                 <w:sz w:val="22"/>
               </w:rPr>
-              <w:t>[[PERSON_2]]</w:t>
+              <w:t>[[PERSON_1]]</w:t>
             </w:r>
           </w:p>
         </w:tc>
@@ -267,7 +267,7 @@
                 <w:color w:val="000000"/>
                 <w:sz w:val="22"/>
               </w:rPr>
-              <w:t>[[PERSON_3]]</w:t>
+              <w:t>[[PERSON_2]]</w:t>
             </w:r>
           </w:p>
         </w:tc>
@@ -2437,9 +2437,11 @@
           <w:color w:val="000000"/>
           <w:sz w:val="22"/>
         </w:rPr>
-        <w:t xml:space="preserve">Č. Popis Počet ks [[PERSON_1]] </w:t>
+        <w:t xml:space="preserve">Č. Popis </w:t>
       </w:r>
-      <w:r/>
+      <w:r>
+        <w:tab/>
+      </w:r>
       <w:r>
         <w:rPr>
           <w:rFonts w:ascii="Aptos" w:hAnsi="Aptos" w:eastAsia="Aptos"/>
@@ -2448,6 +2450,7 @@
           <w:color w:val="000000"/>
           <w:sz w:val="22"/>
         </w:rPr>
+        <w:t xml:space="preserve">Počet ks Stav </w:t>
       </w:r>
     </w:p>
     <w:p>
@@ -2833,7 +2836,7 @@
           <w:color w:val="000000"/>
           <w:sz w:val="22"/>
         </w:rPr>
-        <w:t xml:space="preserve">1.Předat Byt ve [[PERSON_1]] způsobilém k řádnému užívání. </w:t>
+        <w:t>1.</w:t>
       </w:r>
       <w:r>
         <w:rPr>
@@ -2843,6 +2846,7 @@
           <w:color w:val="000000"/>
           <w:sz w:val="22"/>
         </w:rPr>
+        <w:t xml:space="preserve">Předat Byt ve stavu způsobilém k řádnému užívání. </w:t>
       </w:r>
     </w:p>
     <w:p>
@@ -3336,7 +3340,7 @@
           <w:color w:val="000000"/>
           <w:sz w:val="22"/>
         </w:rPr>
-        <w:t xml:space="preserve">1.Drobné opravy (do 1 000 Kč za jednu [[PERSON_1]]) hradí Nájemce. </w:t>
+        <w:t>1.</w:t>
       </w:r>
       <w:r>
         <w:rPr>
@@ -3346,6 +3350,7 @@
           <w:color w:val="000000"/>
           <w:sz w:val="22"/>
         </w:rPr>
+        <w:t>Drobné opravy</w:t>
       </w:r>
       <w:r>
         <w:rPr>
@@ -3355,6 +3360,7 @@
           <w:color w:val="000000"/>
           <w:sz w:val="22"/>
         </w:rPr>
+        <w:t xml:space="preserve"> (do 1 000 Kč za jednu položku) hradí Nájemce. </w:t>
       </w:r>
     </w:p>
     <w:p>
@@ -4345,7 +4351,7 @@
           <w:color w:val="000000"/>
           <w:sz w:val="22"/>
         </w:rPr>
-        <w:t xml:space="preserve">4.Převzetí Bytu po ukončení nájmu bude stvrzeno Předávacím protokolem s aktuálními [[PERSON_1]] měřidel a inventáře. </w:t>
+        <w:t>4.</w:t>
       </w:r>
       <w:r>
         <w:rPr>
@@ -4355,6 +4361,7 @@
           <w:color w:val="000000"/>
           <w:sz w:val="22"/>
         </w:rPr>
+        <w:t xml:space="preserve">Převzetí Bytu po ukončení nájmu bude stvrzeno </w:t>
       </w:r>
       <w:r>
         <w:rPr>
@@ -4364,6 +4371,7 @@
           <w:color w:val="000000"/>
           <w:sz w:val="22"/>
         </w:rPr>
+        <w:t>Předávacím protokolem</w:t>
       </w:r>
       <w:r>
         <w:rPr>
@@ -4373,8 +4381,11 @@
           <w:color w:val="000000"/>
           <w:sz w:val="22"/>
         </w:rPr>
+        <w:t xml:space="preserve"> s aktuálními </w:t>
       </w:r>
-      <w:r/>
+      <w:r>
+        <w:tab/>
+      </w:r>
       <w:r>
         <w:rPr>
           <w:rFonts w:ascii="Aptos" w:hAnsi="Aptos" w:eastAsia="Aptos"/>
@@ -4383,6 +4394,7 @@
           <w:color w:val="000000"/>
           <w:sz w:val="22"/>
         </w:rPr>
+        <w:t xml:space="preserve">stavy měřidel a inventáře. </w:t>
       </w:r>
     </w:p>
     <w:p>
@@ -4926,7 +4938,7 @@
           <w:color w:val="000000"/>
           <w:sz w:val="22"/>
         </w:rPr>
-        <w:t xml:space="preserve">[[PERSON_2]](Pronajímatel) [[PERSON_3]](Nájemce) </w:t>
+        <w:t xml:space="preserve">[[PERSON_1]](Pronajímatel) [[PERSON_2]](Nájemce) </w:t>
       </w:r>
       <w:r>
         <w:rPr>
@@ -5025,7 +5037,7 @@
                 <w:color w:val="000000"/>
                 <w:sz w:val="22"/>
               </w:rPr>
-              <w:t xml:space="preserve">Č. Popis [[PERSON_1]] </w:t>
+              <w:t xml:space="preserve">Č. Popis položky </w:t>
             </w:r>
           </w:p>
         </w:tc>
@@ -5155,7 +5167,7 @@
                 <w:color w:val="000000"/>
                 <w:sz w:val="22"/>
               </w:rPr>
-              <w:t xml:space="preserve">[[PERSON_1]] </w:t>
+              <w:t xml:space="preserve">Stav </w:t>
             </w:r>
           </w:p>
         </w:tc>
@@ -6974,7 +6986,7 @@
           <w:color w:val="000000"/>
           <w:sz w:val="22"/>
         </w:rPr>
-        <w:t>(Inventární list pokračuje na další straně; všechny [[PERSON_1]] byly převzaty bez vad, není-li uvedeno jinak.)</w:t>
+        <w:t xml:space="preserve">(Inventární list pokračuje na další straně; všechny položky byly převzaty bez vad, není-li uvedeno </w:t>
       </w:r>
       <w:r>
         <w:rPr>
@@ -6984,6 +6996,7 @@
           <w:color w:val="000000"/>
           <w:sz w:val="22"/>
         </w:rPr>
+        <w:t>jinak.)</w:t>
       </w:r>
     </w:p>
     <w:p>

--- a/smlouva2_anon.docx
+++ b/smlouva2_anon.docx
@@ -432,7 +432,7 @@
                 <w:color w:val="000000"/>
                 <w:sz w:val="22"/>
               </w:rPr>
-              <w:t xml:space="preserve">Čechova 14, 750 02 Přerov </w:t>
+              <w:t xml:space="preserve">[[ADDRESS_2]] </w:t>
             </w:r>
           </w:p>
         </w:tc>
@@ -467,7 +467,7 @@
                 <w:color w:val="000000"/>
                 <w:sz w:val="22"/>
               </w:rPr>
-              <w:t xml:space="preserve">Kapucínská 8, 602 00 Brno </w:t>
+              <w:t xml:space="preserve">[[ADDRESS_3]] </w:t>
             </w:r>
           </w:p>
         </w:tc>
@@ -940,13 +940,18 @@
           <w:color w:val="000000"/>
           <w:sz w:val="22"/>
         </w:rPr>
-        <w:t xml:space="preserve">2 Předmět nájmu </w:t>
+        <w:t xml:space="preserve">2 Předmět nájmu 1.Pronajímatel přenechává Nájemci do užívání bytovou jednotku č. 12 o celkové výměře 63 m² nacházející se v 2. [[ADDRESS_1]] (dále jen „Byt“). </w:t>
       </w:r>
+      <w:r/>
+      <w:r/>
       <w:r>
-        <w:br/>
-      </w:r>
-      <w:r>
-        <w:tab/>
+        <w:rPr>
+          <w:rFonts w:ascii="Aptos" w:hAnsi="Aptos" w:eastAsia="Aptos"/>
+          <w:b w:val="0"/>
+          <w:i w:val="0"/>
+          <w:color w:val="000000"/>
+          <w:sz w:val="22"/>
+        </w:rPr>
       </w:r>
       <w:r>
         <w:rPr>
@@ -956,7 +961,17 @@
           <w:color w:val="000000"/>
           <w:sz w:val="22"/>
         </w:rPr>
-        <w:t>1.</w:t>
+      </w:r>
+      <w:r/>
+      <w:r/>
+      <w:r>
+        <w:rPr>
+          <w:rFonts w:ascii="Aptos" w:hAnsi="Aptos" w:eastAsia="Aptos"/>
+          <w:b/>
+          <w:i w:val="0"/>
+          <w:color w:val="000000"/>
+          <w:sz w:val="22"/>
+        </w:rPr>
       </w:r>
       <w:r>
         <w:rPr>
@@ -966,13 +981,6 @@
           <w:color w:val="000000"/>
           <w:sz w:val="22"/>
         </w:rPr>
-        <w:t xml:space="preserve">Pronajímatel přenechává Nájemci do užívání bytovou jednotku č. 12 o celkové výměře </w:t>
-      </w:r>
-      <w:r>
-        <w:tab/>
-      </w:r>
-      <w:r>
-        <w:tab/>
       </w:r>
       <w:r>
         <w:rPr>
@@ -982,7 +990,6 @@
           <w:color w:val="000000"/>
           <w:sz w:val="22"/>
         </w:rPr>
-        <w:t>63 m²</w:t>
       </w:r>
       <w:r>
         <w:rPr>
@@ -992,7 +999,17 @@
           <w:color w:val="000000"/>
           <w:sz w:val="22"/>
         </w:rPr>
-        <w:t xml:space="preserve"> nacházející se v 2. NP domu na adrese </w:t>
+      </w:r>
+      <w:r/>
+      <w:r/>
+      <w:r>
+        <w:rPr>
+          <w:rFonts w:ascii="Aptos" w:hAnsi="Aptos" w:eastAsia="Aptos"/>
+          <w:b w:val="0"/>
+          <w:i w:val="0"/>
+          <w:color w:val="000000"/>
+          <w:sz w:val="22"/>
+        </w:rPr>
       </w:r>
       <w:r>
         <w:rPr>
@@ -1002,7 +1019,6 @@
           <w:color w:val="000000"/>
           <w:sz w:val="22"/>
         </w:rPr>
-        <w:t>U Stadionu 25, 779 00 Olomouc</w:t>
       </w:r>
       <w:r>
         <w:rPr>
@@ -1012,43 +1028,6 @@
           <w:color w:val="000000"/>
           <w:sz w:val="22"/>
         </w:rPr>
-        <w:t xml:space="preserve"> (dále jen </w:t>
-      </w:r>
-      <w:r>
-        <w:tab/>
-      </w:r>
-      <w:r>
-        <w:tab/>
-      </w:r>
-      <w:r>
-        <w:rPr>
-          <w:rFonts w:ascii="Aptos" w:hAnsi="Aptos" w:eastAsia="Aptos"/>
-          <w:b w:val="0"/>
-          <w:i w:val="0"/>
-          <w:color w:val="000000"/>
-          <w:sz w:val="22"/>
-        </w:rPr>
-        <w:t>„</w:t>
-      </w:r>
-      <w:r>
-        <w:rPr>
-          <w:rFonts w:ascii="Aptos" w:hAnsi="Aptos" w:eastAsia="Aptos"/>
-          <w:b/>
-          <w:i w:val="0"/>
-          <w:color w:val="000000"/>
-          <w:sz w:val="22"/>
-        </w:rPr>
-        <w:t>Byt</w:t>
-      </w:r>
-      <w:r>
-        <w:rPr>
-          <w:rFonts w:ascii="Aptos" w:hAnsi="Aptos" w:eastAsia="Aptos"/>
-          <w:b w:val="0"/>
-          <w:i w:val="0"/>
-          <w:color w:val="000000"/>
-          <w:sz w:val="22"/>
-        </w:rPr>
-        <w:t xml:space="preserve">“). </w:t>
       </w:r>
     </w:p>
     <w:p>

--- a/smlouva2_anon.docx
+++ b/smlouva2_anon.docx
@@ -432,7 +432,7 @@
                 <w:color w:val="000000"/>
                 <w:sz w:val="22"/>
               </w:rPr>
-              <w:t xml:space="preserve">[[ADDRESS_2]] </w:t>
+              <w:t>[[ADDRESS_2]]</w:t>
             </w:r>
           </w:p>
         </w:tc>
@@ -467,7 +467,7 @@
                 <w:color w:val="000000"/>
                 <w:sz w:val="22"/>
               </w:rPr>
-              <w:t xml:space="preserve">[[ADDRESS_3]] </w:t>
+              <w:t>[[ADDRESS_3]]</w:t>
             </w:r>
           </w:p>
         </w:tc>
@@ -940,7 +940,7 @@
           <w:color w:val="000000"/>
           <w:sz w:val="22"/>
         </w:rPr>
-        <w:t xml:space="preserve">2 Předmět nájmu 1.Pronajímatel přenechává Nájemci do užívání bytovou jednotku č. 12 o celkové výměře 63 m² nacházející se v 2. [[ADDRESS_1]] (dále jen „Byt“). </w:t>
+        <w:t xml:space="preserve">2 Předmět nájmu 1.Pronajímatel přenechává Nájemci do užívání bytovou jednotku č. 12 o celkové výměře 63 m² nacházející se v 2. [[ADDRESS_1]](dále jen „Byt“). </w:t>
       </w:r>
       <w:r/>
       <w:r/>
